--- a/PropuestaProyecto/PROPUESTA DE VALOR.docx
+++ b/PropuestaProyecto/PROPUESTA DE VALOR.docx
@@ -11,6 +11,7 @@
           <w:rFonts w:ascii="Arial" w:hAnsi="Arial" w:cs="Arial"/>
         </w:rPr>
       </w:pPr>
+      <w:bookmarkStart w:id="0" w:name="_Hlk209505412"/>
       <w:r>
         <w:rPr>
           <w:rFonts w:ascii="Arial" w:hAnsi="Arial" w:cs="Arial"/>
@@ -45,7 +46,7 @@
         <w:rPr>
           <w:rFonts w:ascii="Arial" w:hAnsi="Arial" w:cs="Arial"/>
         </w:rPr>
-        <w:t xml:space="preserve"> tanto para pacientes como para el personal administrativo del consultorio, integrando funcionalidades que optimizan la organización, facilitan la comunicación y hacen más eficiente la gestión de citas médicas.</w:t>
+        <w:t xml:space="preserve"> para el personal administrativo del consultorio, integrando funcionalidades que optimizan la organización, facilitan la comunicación y hacen más eficiente la gestión de citas médicas.</w:t>
       </w:r>
     </w:p>
     <w:p>
@@ -125,7 +126,13 @@
         <w:rPr>
           <w:rFonts w:ascii="Arial" w:hAnsi="Arial" w:cs="Arial"/>
         </w:rPr>
-        <w:t>, con unos pocos clics se puede seleccionar horario y confirmar.</w:t>
+        <w:t>, con unos pocos clics se puede seleccionar horario</w:t>
+      </w:r>
+      <w:r>
+        <w:rPr>
+          <w:rFonts w:ascii="Arial" w:hAnsi="Arial" w:cs="Arial"/>
+        </w:rPr>
+        <w:t>, introducir datos principales como nombre, número de teléfono y finalmente confirmar cita.</w:t>
       </w:r>
     </w:p>
     <w:p>
@@ -239,13 +246,7 @@
         <w:rPr>
           <w:rFonts w:ascii="Arial" w:hAnsi="Arial" w:cs="Arial"/>
         </w:rPr>
-        <w:t xml:space="preserve">, mostrando información detallada de </w:t>
-      </w:r>
-      <w:r>
-        <w:rPr>
-          <w:rFonts w:ascii="Arial" w:hAnsi="Arial" w:cs="Arial"/>
-        </w:rPr>
-        <w:t xml:space="preserve">las citas agendas </w:t>
+        <w:t xml:space="preserve">, mostrando información detallada de las citas agendas </w:t>
       </w:r>
       <w:r>
         <w:rPr>
@@ -305,12 +306,46 @@
         </w:rPr>
         <w:t>Beneficio final:</w:t>
       </w:r>
+      <w:bookmarkStart w:id="1" w:name="_GoBack"/>
+      <w:bookmarkEnd w:id="1"/>
       <w:r>
         <w:rPr>
           <w:rFonts w:ascii="Arial" w:hAnsi="Arial" w:cs="Arial"/>
         </w:rPr>
         <w:br/>
-        <w:t xml:space="preserve">Brinda a los consultorios una </w:t>
+        <w:t>Brinda a</w:t>
+      </w:r>
+      <w:r>
+        <w:rPr>
+          <w:rFonts w:ascii="Arial" w:hAnsi="Arial" w:cs="Arial"/>
+        </w:rPr>
+        <w:t xml:space="preserve">l </w:t>
+      </w:r>
+      <w:r>
+        <w:rPr>
+          <w:rFonts w:ascii="Arial" w:hAnsi="Arial" w:cs="Arial"/>
+        </w:rPr>
+        <w:t xml:space="preserve"> consultorio</w:t>
+      </w:r>
+      <w:r>
+        <w:rPr>
+          <w:rFonts w:ascii="Arial" w:hAnsi="Arial" w:cs="Arial"/>
+        </w:rPr>
+        <w:t xml:space="preserve"> Médica </w:t>
+      </w:r>
+      <w:proofErr w:type="spellStart"/>
+      <w:r>
+        <w:rPr>
+          <w:rFonts w:ascii="Arial" w:hAnsi="Arial" w:cs="Arial"/>
+        </w:rPr>
+        <w:t>Isor</w:t>
+      </w:r>
+      <w:proofErr w:type="spellEnd"/>
+      <w:r>
+        <w:rPr>
+          <w:rFonts w:ascii="Arial" w:hAnsi="Arial" w:cs="Arial"/>
+        </w:rPr>
+        <w:t xml:space="preserve"> una </w:t>
       </w:r>
       <w:r>
         <w:rPr>
@@ -341,10 +376,8 @@
         <w:t>, mejorando la satisfacción general y la fidelización.</w:t>
       </w:r>
     </w:p>
-    <w:p>
-      <w:bookmarkStart w:id="0" w:name="_GoBack"/>
-      <w:bookmarkEnd w:id="0"/>
-    </w:p>
+    <w:bookmarkEnd w:id="0"/>
+    <w:p/>
     <w:sectPr>
       <w:pgSz w:w="12240" w:h="15840"/>
       <w:pgMar w:top="1701" w:right="1418" w:bottom="1418" w:left="1418" w:header="709" w:footer="709" w:gutter="0"/>
